--- a/papers/cfd_visual_qa/latex/files_for_submission/eaai_submission/title_page.docx
+++ b/papers/cfd_visual_qa/latex/files_for_submission/eaai_submission/title_page.docx
@@ -40,7 +40,7 @@
           <w:sz w:val="24"/>
           <w:szCs w:val="24"/>
         </w:rPr>
-        <w:t xml:space="preserve">Can Vision-Language Models Evaluate CFD? A Benchmark for Physical Plausibility Assessment of Flow Field Visualizations</w:t>
+        <w:t xml:space="preserve">Can Vision-Language Models Evaluate Computational Fluid Dynamics? A Benchmark for Physical Plausibility Assessment of Flow Field Visualizations</w:t>
       </w:r>
     </w:p>
     <w:p>
